--- a/materialien/Welt2_Renaissance/2_Akten/KR_W2_Akte3_Friedmans_Zufall.docx
+++ b/materialien/Welt2_Renaissance/2_Akten/KR_W2_Akte3_Friedmans_Zufall.docx
@@ -2453,7 +2453,7 @@
           <w:color w:val="1B1B1F"/>
           <w:sz w:val="22"/>
         </w:rPr>
-        <w:t xml:space="preserve"> den Koinzidenzindex von SERENISSIMA und von LAGUNE (Bruch und Dezimalzahl).</w:t>
+        <w:t xml:space="preserve"> den Koinzidenzindex von SERENISSIMA und von GONDEL (Bruch und Dezimalzahl).</w:t>
       </w:r>
     </w:p>
     <w:p>
@@ -2575,7 +2575,7 @@
           <w:color w:val="1B1B1F"/>
           <w:sz w:val="22"/>
         </w:rPr>
-        <w:t xml:space="preserve">LAGUNE: n = </w:t>
+        <w:t xml:space="preserve">GONDEL: n = </w:t>
       </w:r>
       <w:r>
         <w:rPr>

--- a/materialien/Welt2_Renaissance/2_Akten/KR_W2_Akte3_Friedmans_Zufall.docx
+++ b/materialien/Welt2_Renaissance/2_Akten/KR_W2_Akte3_Friedmans_Zufall.docx
@@ -3357,7 +3357,7 @@
           <w:color w:val="1B1B1F"/>
           <w:sz w:val="22"/>
         </w:rPr>
-        <w:t>anna</w:t>
+        <w:t>ebbe</w:t>
       </w:r>
       <w:r>
         <w:rPr>
@@ -3377,7 +3377,7 @@
           <w:color w:val="1B1B1F"/>
           <w:sz w:val="22"/>
         </w:rPr>
-        <w:t>otto</w:t>
+        <w:t>nonne</w:t>
       </w:r>
       <w:r>
         <w:rPr>
@@ -3661,7 +3661,7 @@
                 <w:color w:val="1B1B1F"/>
                 <w:sz w:val="20"/>
               </w:rPr>
-              <w:t>anna</w:t>
+              <w:t>ebbe</w:t>
             </w:r>
           </w:p>
         </w:tc>
@@ -3770,7 +3770,7 @@
                 <w:color w:val="1B1B1F"/>
                 <w:sz w:val="20"/>
               </w:rPr>
-              <w:t>otto</w:t>
+              <w:t>nonne</w:t>
             </w:r>
           </w:p>
         </w:tc>

--- a/materialien/Welt2_Renaissance/2_Akten/KR_W2_Akte3_Friedmans_Zufall.docx
+++ b/materialien/Welt2_Renaissance/2_Akten/KR_W2_Akte3_Friedmans_Zufall.docx
@@ -5808,7 +5808,7 @@
                 <w:color w:val="1B1B1F"/>
                 <w:sz w:val="22"/>
               </w:rPr>
-              <w:t xml:space="preserve">Ein Vigenère-Geheimtext hat n = 1001 Zeichen und den Koinzidenzindex I = 0,0418. </w:t>
+              <w:t xml:space="preserve">Ein Vigenère-Geheimtext hat n = 851 Zeichen und den Koinzidenzindex I = 0,0426. </w:t>
             </w:r>
             <w:r>
               <w:rPr>
